--- a/Project Templates/3. Project Design Phase/Problem - Solution Fit Template/Problem - Solution Fit.docx
+++ b/Project Templates/3. Project Design Phase/Problem - Solution Fit Template/Problem - Solution Fit.docx
@@ -1,6 +1,6 @@
 
 <file path=word/document.xml><?xml version="1.0" encoding="utf-8"?>
-<w:document xmlns:wpc="http://schemas.microsoft.com/office/word/2010/wordprocessingCanvas" xmlns:cx="http://schemas.microsoft.com/office/drawing/2014/chartex" xmlns:cx1="http://schemas.microsoft.com/office/drawing/2015/9/8/chartex" xmlns:mc="http://schemas.openxmlformats.org/markup-compatibility/2006" xmlns:o="urn:schemas-microsoft-com:office:office" xmlns:r="http://schemas.openxmlformats.org/officeDocument/2006/relationships" xmlns:m="http://schemas.openxmlformats.org/officeDocument/2006/math" xmlns:v="urn:schemas-microsoft-com:vml" xmlns:wp14="http://schemas.microsoft.com/office/word/2010/wordprocessingDrawing" xmlns:wp="http://schemas.openxmlformats.org/drawingml/2006/wordprocessingDrawing" xmlns:w10="urn:schemas-microsoft-com:office:word" xmlns:w="http://schemas.openxmlformats.org/wordprocessingml/2006/main" xmlns:w14="http://schemas.microsoft.com/office/word/2010/wordml" xmlns:w15="http://schemas.microsoft.com/office/word/2012/wordml" xmlns:w16se="http://schemas.microsoft.com/office/word/2015/wordml/symex" xmlns:wpg="http://schemas.microsoft.com/office/word/2010/wordprocessingGroup" xmlns:wpi="http://schemas.microsoft.com/office/word/2010/wordprocessingInk" xmlns:wne="http://schemas.microsoft.com/office/word/2006/wordml" xmlns:wps="http://schemas.microsoft.com/office/word/2010/wordprocessingShape" mc:Ignorable="w14 w15 w16se wp14">
+<w:document xmlns:wpc="http://schemas.microsoft.com/office/word/2010/wordprocessingCanvas" xmlns:cx="http://schemas.microsoft.com/office/drawing/2014/chartex" xmlns:cx1="http://schemas.microsoft.com/office/drawing/2015/9/8/chartex" xmlns:cx2="http://schemas.microsoft.com/office/drawing/2015/10/21/chartex" xmlns:cx3="http://schemas.microsoft.com/office/drawing/2016/5/9/chartex" xmlns:cx4="http://schemas.microsoft.com/office/drawing/2016/5/10/chartex" xmlns:cx5="http://schemas.microsoft.com/office/drawing/2016/5/11/chartex" xmlns:cx6="http://schemas.microsoft.com/office/drawing/2016/5/12/chartex" xmlns:cx7="http://schemas.microsoft.com/office/drawing/2016/5/13/chartex" xmlns:cx8="http://schemas.microsoft.com/office/drawing/2016/5/14/chartex" xmlns:mc="http://schemas.openxmlformats.org/markup-compatibility/2006" xmlns:aink="http://schemas.microsoft.com/office/drawing/2016/ink" xmlns:am3d="http://schemas.microsoft.com/office/drawing/2017/model3d" xmlns:o="urn:schemas-microsoft-com:office:office" xmlns:oel="http://schemas.microsoft.com/office/2019/extlst" xmlns:r="http://schemas.openxmlformats.org/officeDocument/2006/relationships" xmlns:m="http://schemas.openxmlformats.org/officeDocument/2006/math" xmlns:v="urn:schemas-microsoft-com:vml" xmlns:wp14="http://schemas.microsoft.com/office/word/2010/wordprocessingDrawing" xmlns:wp="http://schemas.openxmlformats.org/drawingml/2006/wordprocessingDrawing" xmlns:w10="urn:schemas-microsoft-com:office:word" xmlns:w="http://schemas.openxmlformats.org/wordprocessingml/2006/main" xmlns:w14="http://schemas.microsoft.com/office/word/2010/wordml" xmlns:w15="http://schemas.microsoft.com/office/word/2012/wordml" xmlns:w16cex="http://schemas.microsoft.com/office/word/2018/wordml/cex" xmlns:w16cid="http://schemas.microsoft.com/office/word/2016/wordml/cid" xmlns:w16="http://schemas.microsoft.com/office/word/2018/wordml" xmlns:w16du="http://schemas.microsoft.com/office/word/2023/wordml/word16du" xmlns:w16sdtdh="http://schemas.microsoft.com/office/word/2020/wordml/sdtdatahash" xmlns:w16sdtfl="http://schemas.microsoft.com/office/word/2024/wordml/sdtformatlock" xmlns:w16se="http://schemas.microsoft.com/office/word/2015/wordml/symex" xmlns:wpg="http://schemas.microsoft.com/office/word/2010/wordprocessingGroup" xmlns:wpi="http://schemas.microsoft.com/office/word/2010/wordprocessingInk" xmlns:wne="http://schemas.microsoft.com/office/word/2006/wordml" xmlns:wps="http://schemas.microsoft.com/office/word/2010/wordprocessingShape" mc:Ignorable="w14 w15 w16se w16cid w16 w16cex w16sdtdh w16sdtfl w16du wp14">
   <w:body>
     <w:p>
       <w:pPr>
@@ -85,10 +85,11 @@
           </w:tcPr>
           <w:p>
             <w:r>
-              <w:t>04 April 2026</w:t>
+              <w:t>15 February 202</w:t>
             </w:r>
-            <w:bookmarkStart w:id="0" w:name="_GoBack"/>
-            <w:bookmarkEnd w:id="0"/>
+            <w:r>
+              <w:t>6</w:t>
+            </w:r>
           </w:p>
         </w:tc>
       </w:tr>
@@ -109,7 +110,7 @@
           </w:tcPr>
           <w:p>
             <w:r>
-              <w:t>Team 1</w:t>
+              <w:t>SWTID-2026-5878</w:t>
             </w:r>
           </w:p>
         </w:tc>
@@ -181,13 +182,7 @@
     </w:p>
     <w:p>
       <w:r>
-        <w:t xml:space="preserve">The </w:t>
-      </w:r>
-      <w:r>
-        <w:t>Problem-Solution Fit simply means that you have found a problem with your customer and that the solution you have realized for it actually solves the customer’s problem. It helps entrepreneurs, marketers and corporate innovators identify behavioral pattern</w:t>
-      </w:r>
-      <w:r>
-        <w:t>s and recognize what would work and why</w:t>
+        <w:t>The Problem-Solution Fit simply means that you have found a problem with your customer and that the solution you have realized for it actually solves the customer’s problem. It helps entrepreneurs, marketers and corporate innovators identify behavioral patterns and recognize what would work and why</w:t>
       </w:r>
     </w:p>
     <w:p>
@@ -236,10 +231,7 @@
         <w:spacing w:after="0" w:line="240" w:lineRule="auto"/>
       </w:pPr>
       <w:r>
-        <w:t>Sharpen your communication</w:t>
-      </w:r>
-      <w:r>
-        <w:t xml:space="preserve"> and marketing strategy with the right triggers and messaging.</w:t>
+        <w:t>Sharpen your communication and marketing strategy with the right triggers and messaging.</w:t>
       </w:r>
     </w:p>
     <w:p>
@@ -266,13 +258,7 @@
         <w:rPr>
           <w:b/>
         </w:rPr>
-        <w:t>Understand the existing situat</w:t>
-      </w:r>
-      <w:r>
-        <w:rPr>
-          <w:b/>
-        </w:rPr>
-        <w:t>ion in order to improve it for your target group.</w:t>
+        <w:t>Understand the existing situation in order to improve it for your target group.</w:t>
       </w:r>
     </w:p>
     <w:p>
@@ -299,7 +285,6 @@
       <w:r>
         <w:rPr>
           <w:noProof/>
-          <w:lang w:eastAsia="en-US" w:bidi="ta-IN"/>
         </w:rPr>
         <w:drawing>
           <wp:inline distT="0" distB="0" distL="0" distR="0" wp14:anchorId="26DEAC23" wp14:editId="7D2509B3">
@@ -373,7 +358,7 @@
 </file>
 
 <file path=word/numbering.xml><?xml version="1.0" encoding="utf-8"?>
-<w:numbering xmlns:wpc="http://schemas.microsoft.com/office/word/2010/wordprocessingCanvas" xmlns:cx="http://schemas.microsoft.com/office/drawing/2014/chartex" xmlns:cx1="http://schemas.microsoft.com/office/drawing/2015/9/8/chartex" xmlns:mc="http://schemas.openxmlformats.org/markup-compatibility/2006" xmlns:o="urn:schemas-microsoft-com:office:office" xmlns:r="http://schemas.openxmlformats.org/officeDocument/2006/relationships" xmlns:m="http://schemas.openxmlformats.org/officeDocument/2006/math" xmlns:v="urn:schemas-microsoft-com:vml" xmlns:wp14="http://schemas.microsoft.com/office/word/2010/wordprocessingDrawing" xmlns:wp="http://schemas.openxmlformats.org/drawingml/2006/wordprocessingDrawing" xmlns:w10="urn:schemas-microsoft-com:office:word" xmlns:w="http://schemas.openxmlformats.org/wordprocessingml/2006/main" xmlns:w14="http://schemas.microsoft.com/office/word/2010/wordml" xmlns:w15="http://schemas.microsoft.com/office/word/2012/wordml" xmlns:w16se="http://schemas.microsoft.com/office/word/2015/wordml/symex" xmlns:wpg="http://schemas.microsoft.com/office/word/2010/wordprocessingGroup" xmlns:wpi="http://schemas.microsoft.com/office/word/2010/wordprocessingInk" xmlns:wne="http://schemas.microsoft.com/office/word/2006/wordml" xmlns:wps="http://schemas.microsoft.com/office/word/2010/wordprocessingShape" mc:Ignorable="w14 w15 w16se wp14">
+<w:numbering xmlns:wpc="http://schemas.microsoft.com/office/word/2010/wordprocessingCanvas" xmlns:cx="http://schemas.microsoft.com/office/drawing/2014/chartex" xmlns:cx1="http://schemas.microsoft.com/office/drawing/2015/9/8/chartex" xmlns:cx2="http://schemas.microsoft.com/office/drawing/2015/10/21/chartex" xmlns:cx3="http://schemas.microsoft.com/office/drawing/2016/5/9/chartex" xmlns:cx4="http://schemas.microsoft.com/office/drawing/2016/5/10/chartex" xmlns:cx5="http://schemas.microsoft.com/office/drawing/2016/5/11/chartex" xmlns:cx6="http://schemas.microsoft.com/office/drawing/2016/5/12/chartex" xmlns:cx7="http://schemas.microsoft.com/office/drawing/2016/5/13/chartex" xmlns:cx8="http://schemas.microsoft.com/office/drawing/2016/5/14/chartex" xmlns:mc="http://schemas.openxmlformats.org/markup-compatibility/2006" xmlns:aink="http://schemas.microsoft.com/office/drawing/2016/ink" xmlns:am3d="http://schemas.microsoft.com/office/drawing/2017/model3d" xmlns:o="urn:schemas-microsoft-com:office:office" xmlns:oel="http://schemas.microsoft.com/office/2019/extlst" xmlns:r="http://schemas.openxmlformats.org/officeDocument/2006/relationships" xmlns:m="http://schemas.openxmlformats.org/officeDocument/2006/math" xmlns:v="urn:schemas-microsoft-com:vml" xmlns:wp14="http://schemas.microsoft.com/office/word/2010/wordprocessingDrawing" xmlns:wp="http://schemas.openxmlformats.org/drawingml/2006/wordprocessingDrawing" xmlns:w10="urn:schemas-microsoft-com:office:word" xmlns:w="http://schemas.openxmlformats.org/wordprocessingml/2006/main" xmlns:w14="http://schemas.microsoft.com/office/word/2010/wordml" xmlns:w15="http://schemas.microsoft.com/office/word/2012/wordml" xmlns:w16cex="http://schemas.microsoft.com/office/word/2018/wordml/cex" xmlns:w16cid="http://schemas.microsoft.com/office/word/2016/wordml/cid" xmlns:w16="http://schemas.microsoft.com/office/word/2018/wordml" xmlns:w16du="http://schemas.microsoft.com/office/word/2023/wordml/word16du" xmlns:w16sdtdh="http://schemas.microsoft.com/office/word/2020/wordml/sdtdatahash" xmlns:w16sdtfl="http://schemas.microsoft.com/office/word/2024/wordml/sdtformatlock" xmlns:w16se="http://schemas.microsoft.com/office/word/2015/wordml/symex" xmlns:wpg="http://schemas.microsoft.com/office/word/2010/wordprocessingGroup" xmlns:wpi="http://schemas.microsoft.com/office/word/2010/wordprocessingInk" xmlns:wne="http://schemas.microsoft.com/office/word/2006/wordml" xmlns:wps="http://schemas.microsoft.com/office/word/2010/wordprocessingShape" mc:Ignorable="w14 w15 w16se w16cid w16 w16cex w16sdtdh w16sdtfl w16du wp14">
   <w:abstractNum w:abstractNumId="0" w15:restartNumberingAfterBreak="0">
     <w:nsid w:val="0E0B6B56"/>
     <w:multiLevelType w:val="multilevel"/>
@@ -573,17 +558,17 @@
       </w:pPr>
     </w:lvl>
   </w:abstractNum>
-  <w:num w:numId="1">
+  <w:num w:numId="1" w16cid:durableId="539898047">
     <w:abstractNumId w:val="1"/>
   </w:num>
-  <w:num w:numId="2">
+  <w:num w:numId="2" w16cid:durableId="1399742601">
     <w:abstractNumId w:val="0"/>
   </w:num>
 </w:numbering>
 </file>
 
 <file path=word/styles.xml><?xml version="1.0" encoding="utf-8"?>
-<w:styles xmlns:mc="http://schemas.openxmlformats.org/markup-compatibility/2006" xmlns:r="http://schemas.openxmlformats.org/officeDocument/2006/relationships" xmlns:w="http://schemas.openxmlformats.org/wordprocessingml/2006/main" xmlns:w14="http://schemas.microsoft.com/office/word/2010/wordml" xmlns:w15="http://schemas.microsoft.com/office/word/2012/wordml" xmlns:w16se="http://schemas.microsoft.com/office/word/2015/wordml/symex" mc:Ignorable="w14 w15 w16se">
+<w:styles xmlns:mc="http://schemas.openxmlformats.org/markup-compatibility/2006" xmlns:r="http://schemas.openxmlformats.org/officeDocument/2006/relationships" xmlns:w="http://schemas.openxmlformats.org/wordprocessingml/2006/main" xmlns:w14="http://schemas.microsoft.com/office/word/2010/wordml" xmlns:w15="http://schemas.microsoft.com/office/word/2012/wordml" xmlns:w16cex="http://schemas.microsoft.com/office/word/2018/wordml/cex" xmlns:w16cid="http://schemas.microsoft.com/office/word/2016/wordml/cid" xmlns:w16="http://schemas.microsoft.com/office/word/2018/wordml" xmlns:w16du="http://schemas.microsoft.com/office/word/2023/wordml/word16du" xmlns:w16sdtdh="http://schemas.microsoft.com/office/word/2020/wordml/sdtdatahash" xmlns:w16sdtfl="http://schemas.microsoft.com/office/word/2024/wordml/sdtformatlock" xmlns:w16se="http://schemas.microsoft.com/office/word/2015/wordml/symex" mc:Ignorable="w14 w15 w16se w16cid w16 w16cex w16sdtdh w16sdtfl w16du">
   <w:docDefaults>
     <w:rPrDefault>
       <w:rPr>
@@ -599,7 +584,7 @@
       </w:pPr>
     </w:pPrDefault>
   </w:docDefaults>
-  <w:latentStyles w:defLockedState="0" w:defUIPriority="99" w:defSemiHidden="0" w:defUnhideWhenUsed="0" w:defQFormat="0" w:count="371">
+  <w:latentStyles w:defLockedState="0" w:defUIPriority="99" w:defSemiHidden="0" w:defUnhideWhenUsed="0" w:defQFormat="0" w:count="376">
     <w:lsdException w:name="Normal" w:uiPriority="0" w:qFormat="1"/>
     <w:lsdException w:name="heading 1" w:uiPriority="9" w:qFormat="1"/>
     <w:lsdException w:name="heading 2" w:semiHidden="1" w:uiPriority="9" w:unhideWhenUsed="1" w:qFormat="1"/>
@@ -971,6 +956,11 @@
     <w:lsdException w:name="List Table 5 Dark Accent 6" w:uiPriority="50"/>
     <w:lsdException w:name="List Table 6 Colorful Accent 6" w:uiPriority="51"/>
     <w:lsdException w:name="List Table 7 Colorful Accent 6" w:uiPriority="52"/>
+    <w:lsdException w:name="Mention" w:semiHidden="1" w:unhideWhenUsed="1"/>
+    <w:lsdException w:name="Smart Hyperlink" w:semiHidden="1" w:unhideWhenUsed="1"/>
+    <w:lsdException w:name="Hashtag" w:semiHidden="1" w:unhideWhenUsed="1"/>
+    <w:lsdException w:name="Unresolved Mention" w:semiHidden="1" w:unhideWhenUsed="1"/>
+    <w:lsdException w:name="Smart Link" w:semiHidden="1" w:unhideWhenUsed="1"/>
   </w:latentStyles>
   <w:style w:type="paragraph" w:default="1" w:styleId="Normal">
     <w:name w:val="Normal"/>
@@ -1166,7 +1156,7 @@
       <w:u w:val="single"/>
     </w:rPr>
   </w:style>
-  <w:style w:type="character" w:customStyle="1" w:styleId="UnresolvedMention">
+  <w:style w:type="character" w:styleId="UnresolvedMention">
     <w:name w:val="Unresolved Mention"/>
     <w:basedOn w:val="DefaultParagraphFont"/>
     <w:uiPriority w:val="99"/>
